--- a/04_ResolutionCinematique/02_BrasBeta_04_ResolutionCinematique.docx
+++ b/04_ResolutionCinematique/02_BrasBeta_04_ResolutionCinematique.docx
@@ -1156,7 +1156,7 @@
               <w:pStyle w:val="Activits"/>
             </w:pPr>
             <w:r>
-              <w:t xml:space="preserve">  </w:t>
+              <w:t xml:space="preserve"> </w:t>
             </w:r>
           </w:p>
           <w:p>
@@ -1325,7 +1325,7 @@
     <w:tbl>
       <w:tblPr>
         <w:tblStyle w:val="Grilledutableau"/>
-        <w:tblW w:w="0" w:type="auto"/>
+        <w:tblW w:w="10198" w:type="dxa"/>
         <w:tblBorders>
           <w:top w:val="single" w:sz="4" w:space="0" w:color="002060"/>
           <w:left w:val="single" w:sz="4" w:space="0" w:color="002060"/>
@@ -1338,17 +1338,17 @@
         <w:tblLook w:val="04A0" w:firstRow="1" w:lastRow="0" w:firstColumn="1" w:lastColumn="0" w:noHBand="0" w:noVBand="1"/>
       </w:tblPr>
       <w:tblGrid>
-        <w:gridCol w:w="846"/>
+        <w:gridCol w:w="850"/>
         <w:gridCol w:w="9348"/>
       </w:tblGrid>
       <w:tr>
         <w:trPr>
           <w:cantSplit/>
-          <w:trHeight w:val="1850"/>
+          <w:trHeight w:val="1474"/>
         </w:trPr>
         <w:tc>
           <w:tcPr>
-            <w:tcW w:w="846" w:type="dxa"/>
+            <w:tcW w:w="850" w:type="dxa"/>
             <w:shd w:val="clear" w:color="auto" w:fill="DDE8FF"/>
             <w:textDirection w:val="btLr"/>
             <w:vAlign w:val="center"/>
@@ -1386,7 +1386,7 @@
               <w:pStyle w:val="Activits"/>
             </w:pPr>
             <w:r>
-              <w:t xml:space="preserve">  </w:t>
+              <w:t xml:space="preserve"> </w:t>
             </w:r>
           </w:p>
           <w:p>
@@ -1654,12 +1654,6 @@
             <w:r>
               <w:t>au compte-rendu.</w:t>
             </w:r>
-          </w:p>
-          <w:p>
-            <w:pPr>
-              <w:spacing w:line="240" w:lineRule="auto"/>
-              <w:jc w:val="left"/>
-            </w:pPr>
           </w:p>
         </w:tc>
       </w:tr>
@@ -3285,19 +3279,19 @@
   <w:abstractNum w:abstractNumId="8" w15:restartNumberingAfterBreak="0">
     <w:nsid w:val="329C3DFA"/>
     <w:multiLevelType w:val="hybridMultilevel"/>
-    <w:tmpl w:val="7FDC9B7C"/>
-    <w:lvl w:ilvl="0" w:tplc="23EECDC6">
-      <w:start w:val="1"/>
-      <w:numFmt w:val="bullet"/>
-      <w:lvlText w:val="∎"/>
+    <w:tmpl w:val="4A6A2F5E"/>
+    <w:lvl w:ilvl="0" w:tplc="2BB40C8C">
+      <w:start w:val="1"/>
+      <w:numFmt w:val="bullet"/>
+      <w:lvlText w:val=""/>
       <w:lvlJc w:val="left"/>
       <w:pPr>
         <w:ind w:left="720" w:hanging="360"/>
       </w:pPr>
       <w:rPr>
-        <w:rFonts w:ascii="Cambria" w:hAnsi="Cambria" w:hint="default"/>
-        <w:color w:val="002060"/>
-        <w:sz w:val="16"/>
+        <w:rFonts w:ascii="Wingdings" w:hAnsi="Wingdings" w:hint="default"/>
+        <w:color w:val="1F3864" w:themeColor="accent1" w:themeShade="80"/>
+        <w:sz w:val="18"/>
       </w:rPr>
     </w:lvl>
     <w:lvl w:ilvl="1" w:tplc="23EECDC6">
